--- a/docs/RA1_Data_Analytics.docx
+++ b/docs/RA1_Data_Analytics.docx
@@ -7607,7 +7607,7 @@
       </w:pPr>
       <w:r>
         <w:rPr/>
-        <w:t>Execução completa do notebook 01 a partir de células limpas em 07/10/2026, via nbconvert, em macOS com Python 3.14.8 e pandas 3.0.5, sem erro. Resultado: 125.855 × 42 e AppID único. Clonagem do zero em máquina limpa ainda não testada.</w:t>
+        <w:t>Clone da branch feat/ra1-entrega em diretório novo, venv novo com Python 3.14.8 e pip install -r requirements.txt sem erro, notebook 01 executado via nbconvert em 16/10/2026 (macOS, pandas 3.0.5, 20 s), sem erro. Resultado: 125.855 × 42 e AppID único. Limitações do teste: games.csv foi copiado do disco local (o download via kaggle não foi repetido, pois não havia token na máquina de teste), e o Python 3.15 não serve, pois o pyarrow não instala nele.</w:t>
       </w:r>
     </w:p>
     <w:p>

--- a/docs/RA1_Data_Analytics.docx
+++ b/docs/RA1_Data_Analytics.docx
@@ -6826,7 +6826,7 @@
       </w:r>
       <w:r>
         <w:rPr/>
-        <w:t>https://github.com/LucasStop/pjbl-steam-analytics • branch master • commit da entrega: [definir após o commit final]</w:t>
+        <w:t>https://github.com/LucasStop/pjbl-steam-analytics • branch master • commit do código da entrega: 52a93ee (o documento recebeu correções em commits posteriores)</w:t>
       </w:r>
     </w:p>
     <w:p>
@@ -7912,7 +7912,7 @@
     </w:p>
     <w:p>
       <w:r>
-        <w:t>☐  Os campos-modelo foram preenchidos e os exemplos revisados.</w:t>
+        <w:t>☒  Os campos-modelo foram preenchidos e os exemplos revisados.</w:t>
       </w:r>
     </w:p>
     <w:sectPr>

--- a/docs/RA1_Data_Analytics.docx
+++ b/docs/RA1_Data_Analytics.docx
@@ -123,7 +123,7 @@
       </w:r>
       <w:r>
         <w:rPr/>
-        <w:t>Lucas Stopinski da Silva • Lucas Bruno e Silva • [RA de cada integrante a confirmar]</w:t>
+        <w:t>Lucas Stopinski da Silva (RA 40041246) • Lucas Bruno e Silva (RA a confirmar)</w:t>
       </w:r>
     </w:p>
     <w:p>

--- a/docs/RA1_Data_Analytics.docx
+++ b/docs/RA1_Data_Analytics.docx
@@ -123,7 +123,7 @@
       </w:r>
       <w:r>
         <w:rPr/>
-        <w:t>Lucas Stopinski da Silva • Lucas Bruno e Silva • [RA de cada integrante a confirmar]</w:t>
+        <w:t>Lucas Stopinski da Silva (RA 40041246) • Lucas Bruno e Silva (RA 40090552)</w:t>
       </w:r>
     </w:p>
     <w:p>
